--- a/RT/РТ (УП11) пара 9 ст Ермилов Д.Е..docx
+++ b/RT/РТ (УП11) пара 9 ст Ермилов Д.Е..docx
@@ -69,7 +69,7 @@
           <w:rFonts w:ascii="Segoe UI" w:hAnsi="Segoe UI" w:cs="Segoe UI"/>
           <w:color w:val="0F1115"/>
         </w:rPr>
-        <w:t> 09.02.07 Информационные системы и программирование</w:t>
+        <w:t xml:space="preserve"> 09.02.07 Информационные системы и программирование</w:t>
       </w:r>
       <w:r>
         <w:rPr>
@@ -91,7 +91,7 @@
           <w:rFonts w:ascii="Segoe UI" w:hAnsi="Segoe UI" w:cs="Segoe UI"/>
           <w:color w:val="0F1115"/>
         </w:rPr>
-        <w:t> «Построение ER-диаграммы в </w:t>
+        <w:t xml:space="preserve"> «Построение ER-диаграммы в </w:t>
       </w:r>
       <w:hyperlink r:id="rId5" w:tgtFrame="_blank" w:history="1">
         <w:r>
@@ -131,7 +131,7 @@
           <w:rFonts w:ascii="Segoe UI" w:hAnsi="Segoe UI" w:cs="Segoe UI"/>
           <w:color w:val="0F1115"/>
         </w:rPr>
-        <w:t> 90 минут</w:t>
+        <w:t xml:space="preserve"> 90 минут</w:t>
       </w:r>
       <w:r>
         <w:rPr>
@@ -153,7 +153,7 @@
           <w:rFonts w:ascii="Segoe UI" w:hAnsi="Segoe UI" w:cs="Segoe UI"/>
           <w:color w:val="0F1115"/>
         </w:rPr>
-        <w:t> 14.10.2026</w:t>
+        <w:t xml:space="preserve"> 14.10.2026</w:t>
       </w:r>
       <w:r>
         <w:rPr>
@@ -197,7 +197,7 @@
           <w:rFonts w:ascii="Segoe UI" w:hAnsi="Segoe UI" w:cs="Segoe UI"/>
           <w:color w:val="0F1115"/>
         </w:rPr>
-        <w:t> ЗИП-1-24</w:t>
+        <w:t xml:space="preserve"> 3ИП-1-24</w:t>
       </w:r>
     </w:p>
     <w:p>
@@ -379,7 +379,7 @@
                 <w:sz w:val="23"/>
                 <w:szCs w:val="23"/>
               </w:rPr>
-              <w:t>Построение ER-диаграммы в </w:t>
+              <w:t xml:space="preserve">Построение ER-диаграммы в </w:t>
             </w:r>
             <w:hyperlink r:id="rId6" w:tgtFrame="_blank" w:history="1">
               <w:r>
@@ -530,7 +530,7 @@
                 <w:sz w:val="23"/>
                 <w:szCs w:val="23"/>
               </w:rPr>
-              <w:t>Научиться строить ER-диаграмму в </w:t>
+              <w:t xml:space="preserve">Научиться строить ER-диаграмму в </w:t>
             </w:r>
             <w:hyperlink r:id="rId7" w:tgtFrame="_blank" w:history="1">
               <w:r>
@@ -551,7 +551,7 @@
                 <w:sz w:val="23"/>
                 <w:szCs w:val="23"/>
               </w:rPr>
-              <w:t> с обозначением PK и FK</w:t>
+              <w:t xml:space="preserve"> с обозначением PK и FK</w:t>
             </w:r>
           </w:p>
         </w:tc>
@@ -616,7 +616,7 @@
                 <w:sz w:val="23"/>
                 <w:szCs w:val="23"/>
               </w:rPr>
-              <w:t>1. Изучить обозначения ER-диаграмм. 2. Освоить </w:t>
+              <w:t xml:space="preserve">1. Изучить обозначения ER-диаграмм. 2. Освоить </w:t>
             </w:r>
             <w:hyperlink r:id="rId8" w:tgtFrame="_blank" w:history="1">
               <w:r>
@@ -919,7 +919,7 @@
                 <w:szCs w:val="23"/>
                 <w:lang w:val="en-US"/>
               </w:rPr>
-              <w:t>, </w:t>
+              <w:t xml:space="preserve">, </w:t>
             </w:r>
             <w:hyperlink r:id="rId9" w:tgtFrame="_blank" w:history="1">
               <w:r>
@@ -967,7 +967,6 @@
           <w:sz w:val="33"/>
           <w:szCs w:val="33"/>
         </w:rPr>
-        <w:lastRenderedPageBreak/>
         <w:t>🎯</w:t>
       </w:r>
       <w:r>
@@ -1040,7 +1039,7 @@
           <w:rFonts w:ascii="Segoe UI" w:hAnsi="Segoe UI" w:cs="Segoe UI"/>
           <w:color w:val="0F1115"/>
         </w:rPr>
-        <w:t>Использовать </w:t>
+        <w:t xml:space="preserve">Использовать </w:t>
       </w:r>
       <w:hyperlink r:id="rId10" w:tgtFrame="_blank" w:history="1">
         <w:r>
@@ -1058,7 +1057,7 @@
           <w:rFonts w:ascii="Segoe UI" w:hAnsi="Segoe UI" w:cs="Segoe UI"/>
           <w:color w:val="0F1115"/>
         </w:rPr>
-        <w:t> для построения ER-диаграмм;</w:t>
+        <w:t xml:space="preserve"> для построения ER-диаграмм;</w:t>
       </w:r>
     </w:p>
     <w:p>
@@ -1247,7 +1246,7 @@
           <w:rFonts w:ascii="Segoe UI" w:hAnsi="Segoe UI" w:cs="Segoe UI"/>
           <w:color w:val="0F1115"/>
         </w:rPr>
-        <w:t> (</w:t>
+        <w:t xml:space="preserve"> (</w:t>
       </w:r>
       <w:proofErr w:type="spellStart"/>
       <w:r>
@@ -1920,7 +1919,6 @@
                 <w:sz w:val="23"/>
                 <w:szCs w:val="23"/>
               </w:rPr>
-              <w:lastRenderedPageBreak/>
               <w:t>Атрибут</w:t>
             </w:r>
           </w:p>
@@ -2372,7 +2370,7 @@
           <w:rFonts w:ascii="Segoe UI" w:hAnsi="Segoe UI" w:cs="Segoe UI"/>
           <w:color w:val="0F1115"/>
         </w:rPr>
-        <w:t> — первичный ключ. Уникальный идентификатор строки.</w:t>
+        <w:t xml:space="preserve"> — первичный ключ. Уникальный идентификатор строки.</w:t>
       </w:r>
     </w:p>
     <w:p>
@@ -2960,7 +2958,6 @@
           <w:rFonts w:ascii="Segoe UI" w:hAnsi="Segoe UI" w:cs="Segoe UI"/>
           <w:color w:val="0F1115"/>
         </w:rPr>
-        <w:lastRenderedPageBreak/>
         <w:t>FK (Foreign Key)</w:t>
       </w:r>
       <w:r>
@@ -2968,7 +2965,7 @@
           <w:rFonts w:ascii="Segoe UI" w:hAnsi="Segoe UI" w:cs="Segoe UI"/>
           <w:color w:val="0F1115"/>
         </w:rPr>
-        <w:t> — внешний ключ. Ссылка на PK другой таблицы.</w:t>
+        <w:t xml:space="preserve"> — внешний ключ. Ссылка на PK другой таблицы.</w:t>
       </w:r>
     </w:p>
     <w:p>
@@ -4060,7 +4057,6 @@
                 <w:sz w:val="23"/>
                 <w:szCs w:val="23"/>
               </w:rPr>
-              <w:lastRenderedPageBreak/>
               <w:t>1:N</w:t>
             </w:r>
           </w:p>
@@ -4504,7 +4500,7 @@
           <w:sz w:val="30"/>
           <w:szCs w:val="30"/>
         </w:rPr>
-        <w:t>6. Что такое </w:t>
+        <w:t xml:space="preserve">6. Что такое </w:t>
       </w:r>
       <w:hyperlink r:id="rId11" w:tgtFrame="_blank" w:history="1">
         <w:r>
@@ -4557,7 +4553,7 @@
           <w:rFonts w:ascii="Segoe UI" w:hAnsi="Segoe UI" w:cs="Segoe UI"/>
           <w:color w:val="0F1115"/>
         </w:rPr>
-        <w:t> — бесплатный инструмент для построения диаграмм.</w:t>
+        <w:t xml:space="preserve"> — бесплатный инструмент для построения диаграмм.</w:t>
       </w:r>
     </w:p>
     <w:p>
@@ -4968,7 +4964,7 @@
           <w:sz w:val="30"/>
           <w:szCs w:val="30"/>
         </w:rPr>
-        <w:t>7. Как построить ER-диаграмму в </w:t>
+        <w:t xml:space="preserve">7. Как построить ER-диаграмму в </w:t>
       </w:r>
       <w:hyperlink r:id="rId15" w:tgtFrame="_blank" w:history="1">
         <w:r>
@@ -5053,7 +5049,6 @@
                 <w:sz w:val="23"/>
                 <w:szCs w:val="23"/>
               </w:rPr>
-              <w:lastRenderedPageBreak/>
               <w:t>№</w:t>
             </w:r>
           </w:p>
@@ -5186,7 +5181,7 @@
                 <w:sz w:val="23"/>
                 <w:szCs w:val="23"/>
               </w:rPr>
-              <w:t>Открыть </w:t>
+              <w:t xml:space="preserve">Открыть </w:t>
             </w:r>
             <w:hyperlink r:id="rId16" w:tgtFrame="_blank" w:history="1">
               <w:r>
@@ -6555,7 +6550,6 @@
           <w:color w:val="0F1115"/>
           <w:lang w:val="en-US"/>
         </w:rPr>
-        <w:lastRenderedPageBreak/>
         <w:t xml:space="preserve">                                │ N</w:t>
       </w:r>
     </w:p>
@@ -6992,11 +6986,7 @@
           <w:rFonts w:ascii="Times New Roman" w:hAnsi="Times New Roman"/>
         </w:rPr>
       </w:pPr>
-      <w:r>
-        <w:pict w14:anchorId="35D7D4F4">
-          <v:rect id="_x0000_i1027" style="width:0;height:.75pt" o:hralign="center" o:hrstd="t" o:hr="t" fillcolor="#a0a0a0" stroked="f"/>
-        </w:pict>
-      </w:r>
+      <w:r/>
     </w:p>
     <w:p>
       <w:pPr>
@@ -7048,7 +7038,7 @@
           <w:sz w:val="30"/>
           <w:szCs w:val="30"/>
         </w:rPr>
-        <w:t>ЗАДАНИЕ 1: Подготовка </w:t>
+        <w:t xml:space="preserve">ЗАДАНИЕ 1: Подготовка </w:t>
       </w:r>
       <w:hyperlink r:id="rId17" w:tgtFrame="_blank" w:history="1">
         <w:r>
@@ -7070,7 +7060,7 @@
           <w:sz w:val="30"/>
           <w:szCs w:val="30"/>
         </w:rPr>
-        <w:t> (5 минут)</w:t>
+        <w:t xml:space="preserve"> (5 минут)</w:t>
       </w:r>
     </w:p>
     <w:p>
@@ -7096,7 +7086,7 @@
           <w:rFonts w:ascii="Segoe UI" w:hAnsi="Segoe UI" w:cs="Segoe UI"/>
           <w:color w:val="0F1115"/>
         </w:rPr>
-        <w:t> Установите </w:t>
+        <w:t xml:space="preserve"> Установите </w:t>
       </w:r>
       <w:hyperlink r:id="rId18" w:tgtFrame="_blank" w:history="1">
         <w:r>
@@ -7114,7 +7104,7 @@
           <w:rFonts w:ascii="Segoe UI" w:hAnsi="Segoe UI" w:cs="Segoe UI"/>
           <w:color w:val="0F1115"/>
         </w:rPr>
-        <w:t> Desktop</w:t>
+        <w:t xml:space="preserve"> Desktop</w:t>
       </w:r>
     </w:p>
     <w:tbl>
@@ -7707,7 +7697,6 @@
                 <w:sz w:val="23"/>
                 <w:szCs w:val="23"/>
               </w:rPr>
-              <w:lastRenderedPageBreak/>
               <w:t>5</w:t>
             </w:r>
           </w:p>
@@ -7817,7 +7806,7 @@
           <w:rFonts w:ascii="Segoe UI" w:hAnsi="Segoe UI" w:cs="Segoe UI"/>
           <w:color w:val="0F1115"/>
         </w:rPr>
-        <w:t> </w:t>
+        <w:t xml:space="preserve"> </w:t>
       </w:r>
       <w:r>
         <w:rPr>
@@ -7831,7 +7820,7 @@
           <w:rFonts w:ascii="Segoe UI" w:hAnsi="Segoe UI" w:cs="Segoe UI"/>
           <w:color w:val="0F1115"/>
         </w:rPr>
-        <w:t> </w:t>
+        <w:t xml:space="preserve"> </w:t>
       </w:r>
       <w:hyperlink r:id="rId20" w:tgtFrame="_blank" w:history="1">
         <w:r>
@@ -7894,38 +7883,6 @@
           <w:rFonts w:ascii="Segoe UI" w:hAnsi="Segoe UI" w:cs="Segoe UI"/>
           <w:color w:val="0F1115"/>
         </w:rPr>
-        <w:drawing>
-          <wp:inline xmlns:a="http://schemas.openxmlformats.org/drawingml/2006/main" xmlns:pic="http://schemas.openxmlformats.org/drawingml/2006/picture">
-            <wp:extent cx="5940000" cy="3103650"/>
-            <wp:docPr id="1" name="Picture 1"/>
-            <wp:cNvGraphicFramePr>
-              <a:graphicFrameLocks noChangeAspect="1"/>
-            </wp:cNvGraphicFramePr>
-            <a:graphic>
-              <a:graphicData uri="http://schemas.openxmlformats.org/drawingml/2006/picture">
-                <pic:pic>
-                  <pic:nvPicPr>
-                    <pic:cNvPr id="0" name="1.1.png"/>
-                    <pic:cNvPicPr/>
-                  </pic:nvPicPr>
-                  <pic:blipFill>
-                    <a:blip r:embed="rId36"/>
-                    <a:stretch>
-                      <a:fillRect/>
-                    </a:stretch>
-                  </pic:blipFill>
-                  <pic:spPr>
-                    <a:xfrm>
-                      <a:off x="0" y="0"/>
-                      <a:ext cx="5940000" cy="3103650"/>
-                    </a:xfrm>
-                    <a:prstGeom prst="rect"/>
-                  </pic:spPr>
-                </pic:pic>
-              </a:graphicData>
-            </a:graphic>
-          </wp:inline>
-        </w:drawing>
       </w:r>
     </w:p>
     <w:p>
@@ -7951,7 +7908,7 @@
           <w:rFonts w:ascii="Segoe UI" w:hAnsi="Segoe UI" w:cs="Segoe UI"/>
           <w:color w:val="0F1115"/>
         </w:rPr>
-        <w:t> Создайте новый файл</w:t>
+        <w:t xml:space="preserve"> Создайте новый файл</w:t>
       </w:r>
     </w:p>
     <w:tbl>
@@ -8136,7 +8093,7 @@
                 <w:sz w:val="23"/>
                 <w:szCs w:val="23"/>
               </w:rPr>
-              <w:t>Открыть </w:t>
+              <w:t xml:space="preserve">Открыть </w:t>
             </w:r>
             <w:hyperlink r:id="rId21" w:tgtFrame="_blank" w:history="1">
               <w:r>
@@ -8643,38 +8600,6 @@
           <w:rFonts w:ascii="Segoe UI" w:hAnsi="Segoe UI" w:cs="Segoe UI"/>
           <w:color w:val="0F1115"/>
         </w:rPr>
-        <w:drawing>
-          <wp:inline xmlns:a="http://schemas.openxmlformats.org/drawingml/2006/main" xmlns:pic="http://schemas.openxmlformats.org/drawingml/2006/picture">
-            <wp:extent cx="5940000" cy="3103650"/>
-            <wp:docPr id="2" name="Picture 2"/>
-            <wp:cNvGraphicFramePr>
-              <a:graphicFrameLocks noChangeAspect="1"/>
-            </wp:cNvGraphicFramePr>
-            <a:graphic>
-              <a:graphicData uri="http://schemas.openxmlformats.org/drawingml/2006/picture">
-                <pic:pic>
-                  <pic:nvPicPr>
-                    <pic:cNvPr id="0" name="1.2.png"/>
-                    <pic:cNvPicPr/>
-                  </pic:nvPicPr>
-                  <pic:blipFill>
-                    <a:blip r:embed="rId37"/>
-                    <a:stretch>
-                      <a:fillRect/>
-                    </a:stretch>
-                  </pic:blipFill>
-                  <pic:spPr>
-                    <a:xfrm>
-                      <a:off x="0" y="0"/>
-                      <a:ext cx="5940000" cy="3103650"/>
-                    </a:xfrm>
-                    <a:prstGeom prst="rect"/>
-                  </pic:spPr>
-                </pic:pic>
-              </a:graphicData>
-            </a:graphic>
-          </wp:inline>
-        </w:drawing>
       </w:r>
     </w:p>
     <w:p>
@@ -8722,7 +8647,7 @@
           <w:rFonts w:ascii="Segoe UI" w:hAnsi="Segoe UI" w:cs="Segoe UI"/>
           <w:color w:val="0F1115"/>
         </w:rPr>
-        <w:t> Создайте таблицу </w:t>
+        <w:t xml:space="preserve"> Создайте таблицу </w:t>
       </w:r>
       <w:proofErr w:type="spellStart"/>
       <w:r>
@@ -9095,7 +9020,6 @@
                 <w:sz w:val="23"/>
                 <w:szCs w:val="23"/>
               </w:rPr>
-              <w:lastRenderedPageBreak/>
               <w:t>3</w:t>
             </w:r>
           </w:p>
@@ -9127,7 +9051,7 @@
                 <w:sz w:val="23"/>
                 <w:szCs w:val="23"/>
               </w:rPr>
-              <w:t>Добавить поле </w:t>
+              <w:t xml:space="preserve">Добавить поле </w:t>
             </w:r>
             <w:proofErr w:type="spellStart"/>
             <w:r>
@@ -9343,7 +9267,7 @@
                 <w:sz w:val="23"/>
                 <w:szCs w:val="23"/>
               </w:rPr>
-              <w:t>Добавить поле </w:t>
+              <w:t xml:space="preserve">Добавить поле </w:t>
             </w:r>
             <w:proofErr w:type="spellStart"/>
             <w:r>
@@ -9472,38 +9396,6 @@
           <w:rFonts w:ascii="Segoe UI" w:hAnsi="Segoe UI" w:cs="Segoe UI"/>
           <w:color w:val="0F1115"/>
         </w:rPr>
-        <w:drawing>
-          <wp:inline xmlns:a="http://schemas.openxmlformats.org/drawingml/2006/main" xmlns:pic="http://schemas.openxmlformats.org/drawingml/2006/picture">
-            <wp:extent cx="5940000" cy="3103650"/>
-            <wp:docPr id="3" name="Picture 3"/>
-            <wp:cNvGraphicFramePr>
-              <a:graphicFrameLocks noChangeAspect="1"/>
-            </wp:cNvGraphicFramePr>
-            <a:graphic>
-              <a:graphicData uri="http://schemas.openxmlformats.org/drawingml/2006/picture">
-                <pic:pic>
-                  <pic:nvPicPr>
-                    <pic:cNvPr id="0" name="2.1.png"/>
-                    <pic:cNvPicPr/>
-                  </pic:nvPicPr>
-                  <pic:blipFill>
-                    <a:blip r:embed="rId38"/>
-                    <a:stretch>
-                      <a:fillRect/>
-                    </a:stretch>
-                  </pic:blipFill>
-                  <pic:spPr>
-                    <a:xfrm>
-                      <a:off x="0" y="0"/>
-                      <a:ext cx="5940000" cy="3103650"/>
-                    </a:xfrm>
-                    <a:prstGeom prst="rect"/>
-                  </pic:spPr>
-                </pic:pic>
-              </a:graphicData>
-            </a:graphic>
-          </wp:inline>
-        </w:drawing>
       </w:r>
     </w:p>
     <w:p>
@@ -9529,7 +9421,7 @@
           <w:rFonts w:ascii="Segoe UI" w:hAnsi="Segoe UI" w:cs="Segoe UI"/>
           <w:color w:val="0F1115"/>
         </w:rPr>
-        <w:t> Создайте таблицу </w:t>
+        <w:t xml:space="preserve"> Создайте таблицу </w:t>
       </w:r>
       <w:proofErr w:type="spellStart"/>
       <w:r>
@@ -9933,7 +9825,7 @@
                 <w:sz w:val="23"/>
                 <w:szCs w:val="23"/>
               </w:rPr>
-              <w:t>Добавить поле </w:t>
+              <w:t xml:space="preserve">Добавить поле </w:t>
             </w:r>
             <w:proofErr w:type="spellStart"/>
             <w:r>
@@ -10149,7 +10041,7 @@
                 <w:sz w:val="23"/>
                 <w:szCs w:val="23"/>
               </w:rPr>
-              <w:t>Добавить поле </w:t>
+              <w:t xml:space="preserve">Добавить поле </w:t>
             </w:r>
             <w:proofErr w:type="spellStart"/>
             <w:r>
@@ -10254,7 +10146,7 @@
                 <w:sz w:val="23"/>
                 <w:szCs w:val="23"/>
               </w:rPr>
-              <w:t>Добавить поле </w:t>
+              <w:t xml:space="preserve">Добавить поле </w:t>
             </w:r>
             <w:proofErr w:type="spellStart"/>
             <w:r>
@@ -10359,7 +10251,7 @@
                 <w:sz w:val="23"/>
                 <w:szCs w:val="23"/>
               </w:rPr>
-              <w:t>Добавить поле </w:t>
+              <w:t xml:space="preserve">Добавить поле </w:t>
             </w:r>
             <w:proofErr w:type="spellStart"/>
             <w:r>
@@ -10464,7 +10356,7 @@
                 <w:sz w:val="23"/>
                 <w:szCs w:val="23"/>
               </w:rPr>
-              <w:t>Добавить поле </w:t>
+              <w:t xml:space="preserve">Добавить поле </w:t>
             </w:r>
             <w:proofErr w:type="spellStart"/>
             <w:r>
@@ -10704,38 +10596,6 @@
           <w:rFonts w:ascii="Segoe UI" w:hAnsi="Segoe UI" w:cs="Segoe UI"/>
           <w:color w:val="0F1115"/>
         </w:rPr>
-        <w:drawing>
-          <wp:inline xmlns:a="http://schemas.openxmlformats.org/drawingml/2006/main" xmlns:pic="http://schemas.openxmlformats.org/drawingml/2006/picture">
-            <wp:extent cx="5940000" cy="3103650"/>
-            <wp:docPr id="4" name="Picture 4"/>
-            <wp:cNvGraphicFramePr>
-              <a:graphicFrameLocks noChangeAspect="1"/>
-            </wp:cNvGraphicFramePr>
-            <a:graphic>
-              <a:graphicData uri="http://schemas.openxmlformats.org/drawingml/2006/picture">
-                <pic:pic>
-                  <pic:nvPicPr>
-                    <pic:cNvPr id="0" name="2.2.png"/>
-                    <pic:cNvPicPr/>
-                  </pic:nvPicPr>
-                  <pic:blipFill>
-                    <a:blip r:embed="rId39"/>
-                    <a:stretch>
-                      <a:fillRect/>
-                    </a:stretch>
-                  </pic:blipFill>
-                  <pic:spPr>
-                    <a:xfrm>
-                      <a:off x="0" y="0"/>
-                      <a:ext cx="5940000" cy="3103650"/>
-                    </a:xfrm>
-                    <a:prstGeom prst="rect"/>
-                  </pic:spPr>
-                </pic:pic>
-              </a:graphicData>
-            </a:graphic>
-          </wp:inline>
-        </w:drawing>
       </w:r>
     </w:p>
     <w:p>
@@ -10761,7 +10621,7 @@
           <w:rFonts w:ascii="Segoe UI" w:hAnsi="Segoe UI" w:cs="Segoe UI"/>
           <w:color w:val="0F1115"/>
         </w:rPr>
-        <w:t> Создайте таблицу </w:t>
+        <w:t xml:space="preserve"> Создайте таблицу </w:t>
       </w:r>
       <w:proofErr w:type="spellStart"/>
       <w:r>
@@ -11165,7 +11025,7 @@
                 <w:sz w:val="23"/>
                 <w:szCs w:val="23"/>
               </w:rPr>
-              <w:t>Добавить поле </w:t>
+              <w:t xml:space="preserve">Добавить поле </w:t>
             </w:r>
             <w:proofErr w:type="spellStart"/>
             <w:r>
@@ -11381,7 +11241,7 @@
                 <w:sz w:val="23"/>
                 <w:szCs w:val="23"/>
               </w:rPr>
-              <w:t>Добавить поле </w:t>
+              <w:t xml:space="preserve">Добавить поле </w:t>
             </w:r>
             <w:proofErr w:type="spellStart"/>
             <w:r>
@@ -11510,38 +11370,6 @@
           <w:rFonts w:ascii="Segoe UI" w:hAnsi="Segoe UI" w:cs="Segoe UI"/>
           <w:color w:val="0F1115"/>
         </w:rPr>
-        <w:drawing>
-          <wp:inline xmlns:a="http://schemas.openxmlformats.org/drawingml/2006/main" xmlns:pic="http://schemas.openxmlformats.org/drawingml/2006/picture">
-            <wp:extent cx="5940000" cy="3103650"/>
-            <wp:docPr id="5" name="Picture 5"/>
-            <wp:cNvGraphicFramePr>
-              <a:graphicFrameLocks noChangeAspect="1"/>
-            </wp:cNvGraphicFramePr>
-            <a:graphic>
-              <a:graphicData uri="http://schemas.openxmlformats.org/drawingml/2006/picture">
-                <pic:pic>
-                  <pic:nvPicPr>
-                    <pic:cNvPr id="0" name="2.3.png"/>
-                    <pic:cNvPicPr/>
-                  </pic:nvPicPr>
-                  <pic:blipFill>
-                    <a:blip r:embed="rId40"/>
-                    <a:stretch>
-                      <a:fillRect/>
-                    </a:stretch>
-                  </pic:blipFill>
-                  <pic:spPr>
-                    <a:xfrm>
-                      <a:off x="0" y="0"/>
-                      <a:ext cx="5940000" cy="3103650"/>
-                    </a:xfrm>
-                    <a:prstGeom prst="rect"/>
-                  </pic:spPr>
-                </pic:pic>
-              </a:graphicData>
-            </a:graphic>
-          </wp:inline>
-        </w:drawing>
       </w:r>
     </w:p>
     <w:p>
@@ -11567,7 +11395,7 @@
           <w:rFonts w:ascii="Segoe UI" w:hAnsi="Segoe UI" w:cs="Segoe UI"/>
           <w:color w:val="0F1115"/>
         </w:rPr>
-        <w:t> Создайте таблицу </w:t>
+        <w:t xml:space="preserve"> Создайте таблицу </w:t>
       </w:r>
       <w:proofErr w:type="spellStart"/>
       <w:r>
@@ -11971,7 +11799,7 @@
                 <w:sz w:val="23"/>
                 <w:szCs w:val="23"/>
               </w:rPr>
-              <w:t>Добавить поле </w:t>
+              <w:t xml:space="preserve">Добавить поле </w:t>
             </w:r>
             <w:proofErr w:type="spellStart"/>
             <w:r>
@@ -12156,7 +11984,6 @@
                 <w:sz w:val="23"/>
                 <w:szCs w:val="23"/>
               </w:rPr>
-              <w:lastRenderedPageBreak/>
               <w:t>5</w:t>
             </w:r>
           </w:p>
@@ -12188,7 +12015,7 @@
                 <w:sz w:val="23"/>
                 <w:szCs w:val="23"/>
               </w:rPr>
-              <w:t>Добавить поле </w:t>
+              <w:t xml:space="preserve">Добавить поле </w:t>
             </w:r>
             <w:proofErr w:type="spellStart"/>
             <w:r>
@@ -12404,7 +12231,7 @@
                 <w:sz w:val="23"/>
                 <w:szCs w:val="23"/>
               </w:rPr>
-              <w:t>Добавить поле </w:t>
+              <w:t xml:space="preserve">Добавить поле </w:t>
             </w:r>
             <w:proofErr w:type="spellStart"/>
             <w:r>
@@ -12620,7 +12447,7 @@
                 <w:sz w:val="23"/>
                 <w:szCs w:val="23"/>
               </w:rPr>
-              <w:t>Добавить поле </w:t>
+              <w:t xml:space="preserve">Добавить поле </w:t>
             </w:r>
             <w:proofErr w:type="spellStart"/>
             <w:r>
@@ -12749,38 +12576,6 @@
           <w:rFonts w:ascii="Segoe UI" w:hAnsi="Segoe UI" w:cs="Segoe UI"/>
           <w:color w:val="0F1115"/>
         </w:rPr>
-        <w:drawing>
-          <wp:inline xmlns:a="http://schemas.openxmlformats.org/drawingml/2006/main" xmlns:pic="http://schemas.openxmlformats.org/drawingml/2006/picture">
-            <wp:extent cx="5940000" cy="3103650"/>
-            <wp:docPr id="6" name="Picture 6"/>
-            <wp:cNvGraphicFramePr>
-              <a:graphicFrameLocks noChangeAspect="1"/>
-            </wp:cNvGraphicFramePr>
-            <a:graphic>
-              <a:graphicData uri="http://schemas.openxmlformats.org/drawingml/2006/picture">
-                <pic:pic>
-                  <pic:nvPicPr>
-                    <pic:cNvPr id="0" name="2.4.png"/>
-                    <pic:cNvPicPr/>
-                  </pic:nvPicPr>
-                  <pic:blipFill>
-                    <a:blip r:embed="rId41"/>
-                    <a:stretch>
-                      <a:fillRect/>
-                    </a:stretch>
-                  </pic:blipFill>
-                  <pic:spPr>
-                    <a:xfrm>
-                      <a:off x="0" y="0"/>
-                      <a:ext cx="5940000" cy="3103650"/>
-                    </a:xfrm>
-                    <a:prstGeom prst="rect"/>
-                  </pic:spPr>
-                </pic:pic>
-              </a:graphicData>
-            </a:graphic>
-          </wp:inline>
-        </w:drawing>
       </w:r>
     </w:p>
     <w:p>
@@ -12806,7 +12601,7 @@
           <w:rFonts w:ascii="Segoe UI" w:hAnsi="Segoe UI" w:cs="Segoe UI"/>
           <w:color w:val="0F1115"/>
         </w:rPr>
-        <w:t> Создайте таблицу </w:t>
+        <w:t xml:space="preserve"> Создайте таблицу </w:t>
       </w:r>
       <w:proofErr w:type="spellStart"/>
       <w:r>
@@ -13210,7 +13005,7 @@
                 <w:sz w:val="23"/>
                 <w:szCs w:val="23"/>
               </w:rPr>
-              <w:t>Добавить поле </w:t>
+              <w:t xml:space="preserve">Добавить поле </w:t>
             </w:r>
             <w:proofErr w:type="spellStart"/>
             <w:r>
@@ -13426,7 +13221,7 @@
                 <w:sz w:val="23"/>
                 <w:szCs w:val="23"/>
               </w:rPr>
-              <w:t>Добавить поле </w:t>
+              <w:t xml:space="preserve">Добавить поле </w:t>
             </w:r>
             <w:proofErr w:type="spellStart"/>
             <w:r>
@@ -13531,7 +13326,7 @@
                 <w:sz w:val="23"/>
                 <w:szCs w:val="23"/>
               </w:rPr>
-              <w:t>Добавить поле </w:t>
+              <w:t xml:space="preserve">Добавить поле </w:t>
             </w:r>
             <w:proofErr w:type="spellStart"/>
             <w:r>
@@ -13636,7 +13431,7 @@
                 <w:sz w:val="23"/>
                 <w:szCs w:val="23"/>
               </w:rPr>
-              <w:t>Добавить поле </w:t>
+              <w:t xml:space="preserve">Добавить поле </w:t>
             </w:r>
             <w:proofErr w:type="spellStart"/>
             <w:r>
@@ -13710,7 +13505,6 @@
                 <w:sz w:val="23"/>
                 <w:szCs w:val="23"/>
               </w:rPr>
-              <w:lastRenderedPageBreak/>
               <w:t>8</w:t>
             </w:r>
           </w:p>
@@ -13742,7 +13536,7 @@
                 <w:sz w:val="23"/>
                 <w:szCs w:val="23"/>
               </w:rPr>
-              <w:t>Добавить поле </w:t>
+              <w:t xml:space="preserve">Добавить поле </w:t>
             </w:r>
             <w:proofErr w:type="spellStart"/>
             <w:r>
@@ -13982,38 +13776,6 @@
           <w:rFonts w:ascii="Segoe UI" w:hAnsi="Segoe UI" w:cs="Segoe UI"/>
           <w:color w:val="0F1115"/>
         </w:rPr>
-        <w:drawing>
-          <wp:inline xmlns:a="http://schemas.openxmlformats.org/drawingml/2006/main" xmlns:pic="http://schemas.openxmlformats.org/drawingml/2006/picture">
-            <wp:extent cx="5940000" cy="3103650"/>
-            <wp:docPr id="7" name="Picture 7"/>
-            <wp:cNvGraphicFramePr>
-              <a:graphicFrameLocks noChangeAspect="1"/>
-            </wp:cNvGraphicFramePr>
-            <a:graphic>
-              <a:graphicData uri="http://schemas.openxmlformats.org/drawingml/2006/picture">
-                <pic:pic>
-                  <pic:nvPicPr>
-                    <pic:cNvPr id="0" name="2.5.png"/>
-                    <pic:cNvPicPr/>
-                  </pic:nvPicPr>
-                  <pic:blipFill>
-                    <a:blip r:embed="rId42"/>
-                    <a:stretch>
-                      <a:fillRect/>
-                    </a:stretch>
-                  </pic:blipFill>
-                  <pic:spPr>
-                    <a:xfrm>
-                      <a:off x="0" y="0"/>
-                      <a:ext cx="5940000" cy="3103650"/>
-                    </a:xfrm>
-                    <a:prstGeom prst="rect"/>
-                  </pic:spPr>
-                </pic:pic>
-              </a:graphicData>
-            </a:graphic>
-          </wp:inline>
-        </w:drawing>
       </w:r>
     </w:p>
     <w:p>
@@ -14039,7 +13801,7 @@
           <w:rFonts w:ascii="Segoe UI" w:hAnsi="Segoe UI" w:cs="Segoe UI"/>
           <w:color w:val="0F1115"/>
         </w:rPr>
-        <w:t> Создайте таблицу </w:t>
+        <w:t xml:space="preserve"> Создайте таблицу </w:t>
       </w:r>
       <w:proofErr w:type="spellStart"/>
       <w:r>
@@ -14443,7 +14205,7 @@
                 <w:sz w:val="23"/>
                 <w:szCs w:val="23"/>
               </w:rPr>
-              <w:t>Добавить поле </w:t>
+              <w:t xml:space="preserve">Добавить поле </w:t>
             </w:r>
             <w:proofErr w:type="spellStart"/>
             <w:r>
@@ -14659,7 +14421,7 @@
                 <w:sz w:val="23"/>
                 <w:szCs w:val="23"/>
               </w:rPr>
-              <w:t>Добавить поле </w:t>
+              <w:t xml:space="preserve">Добавить поле </w:t>
             </w:r>
             <w:proofErr w:type="spellStart"/>
             <w:r>
@@ -14788,38 +14550,6 @@
           <w:rFonts w:ascii="Segoe UI" w:hAnsi="Segoe UI" w:cs="Segoe UI"/>
           <w:color w:val="0F1115"/>
         </w:rPr>
-        <w:drawing>
-          <wp:inline xmlns:a="http://schemas.openxmlformats.org/drawingml/2006/main" xmlns:pic="http://schemas.openxmlformats.org/drawingml/2006/picture">
-            <wp:extent cx="5940000" cy="3103650"/>
-            <wp:docPr id="8" name="Picture 8"/>
-            <wp:cNvGraphicFramePr>
-              <a:graphicFrameLocks noChangeAspect="1"/>
-            </wp:cNvGraphicFramePr>
-            <a:graphic>
-              <a:graphicData uri="http://schemas.openxmlformats.org/drawingml/2006/picture">
-                <pic:pic>
-                  <pic:nvPicPr>
-                    <pic:cNvPr id="0" name="2.6.png"/>
-                    <pic:cNvPicPr/>
-                  </pic:nvPicPr>
-                  <pic:blipFill>
-                    <a:blip r:embed="rId43"/>
-                    <a:stretch>
-                      <a:fillRect/>
-                    </a:stretch>
-                  </pic:blipFill>
-                  <pic:spPr>
-                    <a:xfrm>
-                      <a:off x="0" y="0"/>
-                      <a:ext cx="5940000" cy="3103650"/>
-                    </a:xfrm>
-                    <a:prstGeom prst="rect"/>
-                  </pic:spPr>
-                </pic:pic>
-              </a:graphicData>
-            </a:graphic>
-          </wp:inline>
-        </w:drawing>
       </w:r>
     </w:p>
     <w:p>
@@ -14845,7 +14575,7 @@
           <w:rFonts w:ascii="Segoe UI" w:hAnsi="Segoe UI" w:cs="Segoe UI"/>
           <w:color w:val="0F1115"/>
         </w:rPr>
-        <w:t> Создайте таблицу </w:t>
+        <w:t xml:space="preserve"> Создайте таблицу </w:t>
       </w:r>
       <w:proofErr w:type="spellStart"/>
       <w:r>
@@ -15105,7 +14835,6 @@
                 <w:sz w:val="23"/>
                 <w:szCs w:val="23"/>
               </w:rPr>
-              <w:lastRenderedPageBreak/>
               <w:t>2</w:t>
             </w:r>
           </w:p>
@@ -15250,7 +14979,7 @@
                 <w:sz w:val="23"/>
                 <w:szCs w:val="23"/>
               </w:rPr>
-              <w:t>Добавить поле </w:t>
+              <w:t xml:space="preserve">Добавить поле </w:t>
             </w:r>
             <w:proofErr w:type="spellStart"/>
             <w:r>
@@ -15466,7 +15195,7 @@
                 <w:sz w:val="23"/>
                 <w:szCs w:val="23"/>
               </w:rPr>
-              <w:t>Добавить поле </w:t>
+              <w:t xml:space="preserve">Добавить поле </w:t>
             </w:r>
             <w:proofErr w:type="spellStart"/>
             <w:r>
@@ -15571,7 +15300,7 @@
                 <w:sz w:val="23"/>
                 <w:szCs w:val="23"/>
               </w:rPr>
-              <w:t>Добавить поле </w:t>
+              <w:t xml:space="preserve">Добавить поле </w:t>
             </w:r>
             <w:proofErr w:type="spellStart"/>
             <w:r>
@@ -15811,38 +15540,6 @@
           <w:rFonts w:ascii="Segoe UI" w:hAnsi="Segoe UI" w:cs="Segoe UI"/>
           <w:color w:val="0F1115"/>
         </w:rPr>
-        <w:drawing>
-          <wp:inline xmlns:a="http://schemas.openxmlformats.org/drawingml/2006/main" xmlns:pic="http://schemas.openxmlformats.org/drawingml/2006/picture">
-            <wp:extent cx="5940000" cy="3103650"/>
-            <wp:docPr id="9" name="Picture 9"/>
-            <wp:cNvGraphicFramePr>
-              <a:graphicFrameLocks noChangeAspect="1"/>
-            </wp:cNvGraphicFramePr>
-            <a:graphic>
-              <a:graphicData uri="http://schemas.openxmlformats.org/drawingml/2006/picture">
-                <pic:pic>
-                  <pic:nvPicPr>
-                    <pic:cNvPr id="0" name="2.7.png"/>
-                    <pic:cNvPicPr/>
-                  </pic:nvPicPr>
-                  <pic:blipFill>
-                    <a:blip r:embed="rId44"/>
-                    <a:stretch>
-                      <a:fillRect/>
-                    </a:stretch>
-                  </pic:blipFill>
-                  <pic:spPr>
-                    <a:xfrm>
-                      <a:off x="0" y="0"/>
-                      <a:ext cx="5940000" cy="3103650"/>
-                    </a:xfrm>
-                    <a:prstGeom prst="rect"/>
-                  </pic:spPr>
-                </pic:pic>
-              </a:graphicData>
-            </a:graphic>
-          </wp:inline>
-        </w:drawing>
       </w:r>
     </w:p>
     <w:p>
@@ -15868,7 +15565,7 @@
           <w:rFonts w:ascii="Segoe UI" w:hAnsi="Segoe UI" w:cs="Segoe UI"/>
           <w:color w:val="0F1115"/>
         </w:rPr>
-        <w:t> Создайте таблицу </w:t>
+        <w:t xml:space="preserve"> Создайте таблицу </w:t>
       </w:r>
       <w:proofErr w:type="spellStart"/>
       <w:r>
@@ -16272,7 +15969,7 @@
                 <w:sz w:val="23"/>
                 <w:szCs w:val="23"/>
               </w:rPr>
-              <w:t>Добавить поле </w:t>
+              <w:t xml:space="preserve">Добавить поле </w:t>
             </w:r>
             <w:proofErr w:type="spellStart"/>
             <w:r>
@@ -16488,7 +16185,7 @@
                 <w:sz w:val="23"/>
                 <w:szCs w:val="23"/>
               </w:rPr>
-              <w:t>Добавить поле </w:t>
+              <w:t xml:space="preserve">Добавить поле </w:t>
             </w:r>
             <w:proofErr w:type="spellStart"/>
             <w:r>
@@ -16673,7 +16370,6 @@
                 <w:sz w:val="23"/>
                 <w:szCs w:val="23"/>
               </w:rPr>
-              <w:lastRenderedPageBreak/>
               <w:t>7</w:t>
             </w:r>
           </w:p>
@@ -16705,7 +16401,7 @@
                 <w:sz w:val="23"/>
                 <w:szCs w:val="23"/>
               </w:rPr>
-              <w:t>Добавить поле </w:t>
+              <w:t xml:space="preserve">Добавить поле </w:t>
             </w:r>
             <w:proofErr w:type="spellStart"/>
             <w:r>
@@ -16921,7 +16617,7 @@
                 <w:sz w:val="23"/>
                 <w:szCs w:val="23"/>
               </w:rPr>
-              <w:t>Добавить поле </w:t>
+              <w:t xml:space="preserve">Добавить поле </w:t>
             </w:r>
             <w:proofErr w:type="spellStart"/>
             <w:r>
@@ -17137,7 +16833,7 @@
                 <w:sz w:val="23"/>
                 <w:szCs w:val="23"/>
               </w:rPr>
-              <w:t>Добавить поле </w:t>
+              <w:t xml:space="preserve">Добавить поле </w:t>
             </w:r>
             <w:proofErr w:type="spellStart"/>
             <w:r>
@@ -17242,7 +16938,7 @@
                 <w:sz w:val="23"/>
                 <w:szCs w:val="23"/>
               </w:rPr>
-              <w:t>Добавить поле </w:t>
+              <w:t xml:space="preserve">Добавить поле </w:t>
             </w:r>
             <w:proofErr w:type="spellStart"/>
             <w:r>
@@ -17371,38 +17067,6 @@
           <w:rFonts w:ascii="Segoe UI" w:hAnsi="Segoe UI" w:cs="Segoe UI"/>
           <w:color w:val="0F1115"/>
         </w:rPr>
-        <w:drawing>
-          <wp:inline xmlns:a="http://schemas.openxmlformats.org/drawingml/2006/main" xmlns:pic="http://schemas.openxmlformats.org/drawingml/2006/picture">
-            <wp:extent cx="5940000" cy="3103650"/>
-            <wp:docPr id="10" name="Picture 10"/>
-            <wp:cNvGraphicFramePr>
-              <a:graphicFrameLocks noChangeAspect="1"/>
-            </wp:cNvGraphicFramePr>
-            <a:graphic>
-              <a:graphicData uri="http://schemas.openxmlformats.org/drawingml/2006/picture">
-                <pic:pic>
-                  <pic:nvPicPr>
-                    <pic:cNvPr id="0" name="2.8.png"/>
-                    <pic:cNvPicPr/>
-                  </pic:nvPicPr>
-                  <pic:blipFill>
-                    <a:blip r:embed="rId45"/>
-                    <a:stretch>
-                      <a:fillRect/>
-                    </a:stretch>
-                  </pic:blipFill>
-                  <pic:spPr>
-                    <a:xfrm>
-                      <a:off x="0" y="0"/>
-                      <a:ext cx="5940000" cy="3103650"/>
-                    </a:xfrm>
-                    <a:prstGeom prst="rect"/>
-                  </pic:spPr>
-                </pic:pic>
-              </a:graphicData>
-            </a:graphic>
-          </wp:inline>
-        </w:drawing>
       </w:r>
     </w:p>
     <w:p>
@@ -17461,7 +17125,7 @@
           <w:color w:val="0F1115"/>
           <w:lang w:val="en-US"/>
         </w:rPr>
-        <w:t> </w:t>
+        <w:t xml:space="preserve"> </w:t>
       </w:r>
       <w:r>
         <w:rPr>
@@ -17476,7 +17140,7 @@
           <w:color w:val="0F1115"/>
           <w:lang w:val="en-US"/>
         </w:rPr>
-        <w:t> </w:t>
+        <w:t xml:space="preserve"> </w:t>
       </w:r>
       <w:r>
         <w:rPr>
@@ -17494,7 +17158,7 @@
           <w:color w:val="0F1115"/>
           <w:lang w:val="en-US"/>
         </w:rPr>
-        <w:t> → </w:t>
+        <w:t xml:space="preserve"> → </w:t>
       </w:r>
       <w:r>
         <w:rPr>
@@ -17512,7 +17176,7 @@
           <w:color w:val="0F1115"/>
           <w:lang w:val="en-US"/>
         </w:rPr>
-        <w:t> (1:N)</w:t>
+        <w:t xml:space="preserve"> (1:N)</w:t>
       </w:r>
     </w:p>
     <w:tbl>
@@ -18101,38 +17765,6 @@
           <w:rFonts w:ascii="Segoe UI" w:hAnsi="Segoe UI" w:cs="Segoe UI"/>
           <w:color w:val="0F1115"/>
         </w:rPr>
-        <w:drawing>
-          <wp:inline xmlns:a="http://schemas.openxmlformats.org/drawingml/2006/main" xmlns:pic="http://schemas.openxmlformats.org/drawingml/2006/picture">
-            <wp:extent cx="5940000" cy="3103650"/>
-            <wp:docPr id="11" name="Picture 11"/>
-            <wp:cNvGraphicFramePr>
-              <a:graphicFrameLocks noChangeAspect="1"/>
-            </wp:cNvGraphicFramePr>
-            <a:graphic>
-              <a:graphicData uri="http://schemas.openxmlformats.org/drawingml/2006/picture">
-                <pic:pic>
-                  <pic:nvPicPr>
-                    <pic:cNvPr id="0" name="3.1.png"/>
-                    <pic:cNvPicPr/>
-                  </pic:nvPicPr>
-                  <pic:blipFill>
-                    <a:blip r:embed="rId46"/>
-                    <a:stretch>
-                      <a:fillRect/>
-                    </a:stretch>
-                  </pic:blipFill>
-                  <pic:spPr>
-                    <a:xfrm>
-                      <a:off x="0" y="0"/>
-                      <a:ext cx="5940000" cy="3103650"/>
-                    </a:xfrm>
-                    <a:prstGeom prst="rect"/>
-                  </pic:spPr>
-                </pic:pic>
-              </a:graphicData>
-            </a:graphic>
-          </wp:inline>
-        </w:drawing>
       </w:r>
     </w:p>
     <w:p>
@@ -18169,7 +17801,7 @@
           <w:color w:val="0F1115"/>
           <w:lang w:val="en-US"/>
         </w:rPr>
-        <w:t> </w:t>
+        <w:t xml:space="preserve"> </w:t>
       </w:r>
       <w:r>
         <w:rPr>
@@ -18184,7 +17816,7 @@
           <w:color w:val="0F1115"/>
           <w:lang w:val="en-US"/>
         </w:rPr>
-        <w:t> </w:t>
+        <w:t xml:space="preserve"> </w:t>
       </w:r>
       <w:r>
         <w:rPr>
@@ -18202,7 +17834,7 @@
           <w:color w:val="0F1115"/>
           <w:lang w:val="en-US"/>
         </w:rPr>
-        <w:t> → </w:t>
+        <w:t xml:space="preserve"> → </w:t>
       </w:r>
       <w:r>
         <w:rPr>
@@ -18220,7 +17852,7 @@
           <w:color w:val="0F1115"/>
           <w:lang w:val="en-US"/>
         </w:rPr>
-        <w:t> (1:N)</w:t>
+        <w:t xml:space="preserve"> (1:N)</w:t>
       </w:r>
     </w:p>
     <w:p>
@@ -18305,38 +17937,6 @@
           <w:rFonts w:ascii="Segoe UI" w:hAnsi="Segoe UI" w:cs="Segoe UI"/>
           <w:color w:val="0F1115"/>
         </w:rPr>
-        <w:drawing>
-          <wp:inline xmlns:a="http://schemas.openxmlformats.org/drawingml/2006/main" xmlns:pic="http://schemas.openxmlformats.org/drawingml/2006/picture">
-            <wp:extent cx="5940000" cy="3103650"/>
-            <wp:docPr id="12" name="Picture 12"/>
-            <wp:cNvGraphicFramePr>
-              <a:graphicFrameLocks noChangeAspect="1"/>
-            </wp:cNvGraphicFramePr>
-            <a:graphic>
-              <a:graphicData uri="http://schemas.openxmlformats.org/drawingml/2006/picture">
-                <pic:pic>
-                  <pic:nvPicPr>
-                    <pic:cNvPr id="0" name="3.2.png"/>
-                    <pic:cNvPicPr/>
-                  </pic:nvPicPr>
-                  <pic:blipFill>
-                    <a:blip r:embed="rId47"/>
-                    <a:stretch>
-                      <a:fillRect/>
-                    </a:stretch>
-                  </pic:blipFill>
-                  <pic:spPr>
-                    <a:xfrm>
-                      <a:off x="0" y="0"/>
-                      <a:ext cx="5940000" cy="3103650"/>
-                    </a:xfrm>
-                    <a:prstGeom prst="rect"/>
-                  </pic:spPr>
-                </pic:pic>
-              </a:graphicData>
-            </a:graphic>
-          </wp:inline>
-        </w:drawing>
       </w:r>
     </w:p>
     <w:p>
@@ -18362,7 +17962,7 @@
           <w:rFonts w:ascii="Segoe UI" w:hAnsi="Segoe UI" w:cs="Segoe UI"/>
           <w:color w:val="0F1115"/>
         </w:rPr>
-        <w:t> Связь </w:t>
+        <w:t xml:space="preserve"> Связь </w:t>
       </w:r>
       <w:proofErr w:type="spellStart"/>
       <w:r>
@@ -18380,7 +17980,7 @@
           <w:rFonts w:ascii="Segoe UI" w:hAnsi="Segoe UI" w:cs="Segoe UI"/>
           <w:color w:val="0F1115"/>
         </w:rPr>
-        <w:t> → </w:t>
+        <w:t xml:space="preserve"> → </w:t>
       </w:r>
       <w:proofErr w:type="spellStart"/>
       <w:r>
@@ -18398,7 +17998,7 @@
           <w:rFonts w:ascii="Segoe UI" w:hAnsi="Segoe UI" w:cs="Segoe UI"/>
           <w:color w:val="0F1115"/>
         </w:rPr>
-        <w:t> (1:N)</w:t>
+        <w:t xml:space="preserve"> (1:N)</w:t>
       </w:r>
     </w:p>
     <w:p>
@@ -18483,38 +18083,6 @@
           <w:rFonts w:ascii="Segoe UI" w:hAnsi="Segoe UI" w:cs="Segoe UI"/>
           <w:color w:val="0F1115"/>
         </w:rPr>
-        <w:drawing>
-          <wp:inline xmlns:a="http://schemas.openxmlformats.org/drawingml/2006/main" xmlns:pic="http://schemas.openxmlformats.org/drawingml/2006/picture">
-            <wp:extent cx="5940000" cy="3103650"/>
-            <wp:docPr id="13" name="Picture 13"/>
-            <wp:cNvGraphicFramePr>
-              <a:graphicFrameLocks noChangeAspect="1"/>
-            </wp:cNvGraphicFramePr>
-            <a:graphic>
-              <a:graphicData uri="http://schemas.openxmlformats.org/drawingml/2006/picture">
-                <pic:pic>
-                  <pic:nvPicPr>
-                    <pic:cNvPr id="0" name="3.3.png"/>
-                    <pic:cNvPicPr/>
-                  </pic:nvPicPr>
-                  <pic:blipFill>
-                    <a:blip r:embed="rId48"/>
-                    <a:stretch>
-                      <a:fillRect/>
-                    </a:stretch>
-                  </pic:blipFill>
-                  <pic:spPr>
-                    <a:xfrm>
-                      <a:off x="0" y="0"/>
-                      <a:ext cx="5940000" cy="3103650"/>
-                    </a:xfrm>
-                    <a:prstGeom prst="rect"/>
-                  </pic:spPr>
-                </pic:pic>
-              </a:graphicData>
-            </a:graphic>
-          </wp:inline>
-        </w:drawing>
       </w:r>
     </w:p>
     <w:p>
@@ -18540,7 +18108,7 @@
           <w:rFonts w:ascii="Segoe UI" w:hAnsi="Segoe UI" w:cs="Segoe UI"/>
           <w:color w:val="0F1115"/>
         </w:rPr>
-        <w:t> Связь </w:t>
+        <w:t xml:space="preserve"> Связь </w:t>
       </w:r>
       <w:proofErr w:type="spellStart"/>
       <w:r>
@@ -18558,7 +18126,7 @@
           <w:rFonts w:ascii="Segoe UI" w:hAnsi="Segoe UI" w:cs="Segoe UI"/>
           <w:color w:val="0F1115"/>
         </w:rPr>
-        <w:t> → </w:t>
+        <w:t xml:space="preserve"> → </w:t>
       </w:r>
       <w:proofErr w:type="spellStart"/>
       <w:r>
@@ -18576,7 +18144,7 @@
           <w:rFonts w:ascii="Segoe UI" w:hAnsi="Segoe UI" w:cs="Segoe UI"/>
           <w:color w:val="0F1115"/>
         </w:rPr>
-        <w:t> (1:N)</w:t>
+        <w:t xml:space="preserve"> (1:N)</w:t>
       </w:r>
     </w:p>
     <w:p>
@@ -18661,38 +18229,6 @@
           <w:rFonts w:ascii="Segoe UI" w:hAnsi="Segoe UI" w:cs="Segoe UI"/>
           <w:color w:val="0F1115"/>
         </w:rPr>
-        <w:drawing>
-          <wp:inline xmlns:a="http://schemas.openxmlformats.org/drawingml/2006/main" xmlns:pic="http://schemas.openxmlformats.org/drawingml/2006/picture">
-            <wp:extent cx="5940000" cy="3103650"/>
-            <wp:docPr id="14" name="Picture 14"/>
-            <wp:cNvGraphicFramePr>
-              <a:graphicFrameLocks noChangeAspect="1"/>
-            </wp:cNvGraphicFramePr>
-            <a:graphic>
-              <a:graphicData uri="http://schemas.openxmlformats.org/drawingml/2006/picture">
-                <pic:pic>
-                  <pic:nvPicPr>
-                    <pic:cNvPr id="0" name="3.4.png"/>
-                    <pic:cNvPicPr/>
-                  </pic:nvPicPr>
-                  <pic:blipFill>
-                    <a:blip r:embed="rId49"/>
-                    <a:stretch>
-                      <a:fillRect/>
-                    </a:stretch>
-                  </pic:blipFill>
-                  <pic:spPr>
-                    <a:xfrm>
-                      <a:off x="0" y="0"/>
-                      <a:ext cx="5940000" cy="3103650"/>
-                    </a:xfrm>
-                    <a:prstGeom prst="rect"/>
-                  </pic:spPr>
-                </pic:pic>
-              </a:graphicData>
-            </a:graphic>
-          </wp:inline>
-        </w:drawing>
       </w:r>
     </w:p>
     <w:p>
@@ -18718,7 +18254,7 @@
           <w:rFonts w:ascii="Segoe UI" w:hAnsi="Segoe UI" w:cs="Segoe UI"/>
           <w:color w:val="0F1115"/>
         </w:rPr>
-        <w:t> Связь </w:t>
+        <w:t xml:space="preserve"> Связь </w:t>
       </w:r>
       <w:proofErr w:type="spellStart"/>
       <w:r>
@@ -18736,7 +18272,7 @@
           <w:rFonts w:ascii="Segoe UI" w:hAnsi="Segoe UI" w:cs="Segoe UI"/>
           <w:color w:val="0F1115"/>
         </w:rPr>
-        <w:t> → </w:t>
+        <w:t xml:space="preserve"> → </w:t>
       </w:r>
       <w:proofErr w:type="spellStart"/>
       <w:r>
@@ -18754,7 +18290,7 @@
           <w:rFonts w:ascii="Segoe UI" w:hAnsi="Segoe UI" w:cs="Segoe UI"/>
           <w:color w:val="0F1115"/>
         </w:rPr>
-        <w:t> (1:N)</w:t>
+        <w:t xml:space="preserve"> (1:N)</w:t>
       </w:r>
     </w:p>
     <w:p>
@@ -18839,38 +18375,6 @@
           <w:rFonts w:ascii="Segoe UI" w:hAnsi="Segoe UI" w:cs="Segoe UI"/>
           <w:color w:val="0F1115"/>
         </w:rPr>
-        <w:drawing>
-          <wp:inline xmlns:a="http://schemas.openxmlformats.org/drawingml/2006/main" xmlns:pic="http://schemas.openxmlformats.org/drawingml/2006/picture">
-            <wp:extent cx="5940000" cy="3103650"/>
-            <wp:docPr id="15" name="Picture 15"/>
-            <wp:cNvGraphicFramePr>
-              <a:graphicFrameLocks noChangeAspect="1"/>
-            </wp:cNvGraphicFramePr>
-            <a:graphic>
-              <a:graphicData uri="http://schemas.openxmlformats.org/drawingml/2006/picture">
-                <pic:pic>
-                  <pic:nvPicPr>
-                    <pic:cNvPr id="0" name="3.5.png"/>
-                    <pic:cNvPicPr/>
-                  </pic:nvPicPr>
-                  <pic:blipFill>
-                    <a:blip r:embed="rId50"/>
-                    <a:stretch>
-                      <a:fillRect/>
-                    </a:stretch>
-                  </pic:blipFill>
-                  <pic:spPr>
-                    <a:xfrm>
-                      <a:off x="0" y="0"/>
-                      <a:ext cx="5940000" cy="3103650"/>
-                    </a:xfrm>
-                    <a:prstGeom prst="rect"/>
-                  </pic:spPr>
-                </pic:pic>
-              </a:graphicData>
-            </a:graphic>
-          </wp:inline>
-        </w:drawing>
       </w:r>
     </w:p>
     <w:p>
@@ -18896,7 +18400,7 @@
           <w:rFonts w:ascii="Segoe UI" w:hAnsi="Segoe UI" w:cs="Segoe UI"/>
           <w:color w:val="0F1115"/>
         </w:rPr>
-        <w:t> Связь </w:t>
+        <w:t xml:space="preserve"> Связь </w:t>
       </w:r>
       <w:proofErr w:type="spellStart"/>
       <w:r>
@@ -18914,7 +18418,7 @@
           <w:rFonts w:ascii="Segoe UI" w:hAnsi="Segoe UI" w:cs="Segoe UI"/>
           <w:color w:val="0F1115"/>
         </w:rPr>
-        <w:t> → </w:t>
+        <w:t xml:space="preserve"> → </w:t>
       </w:r>
       <w:proofErr w:type="spellStart"/>
       <w:r>
@@ -18932,7 +18436,7 @@
           <w:rFonts w:ascii="Segoe UI" w:hAnsi="Segoe UI" w:cs="Segoe UI"/>
           <w:color w:val="0F1115"/>
         </w:rPr>
-        <w:t> (1:N)</w:t>
+        <w:t xml:space="preserve"> (1:N)</w:t>
       </w:r>
     </w:p>
     <w:p>
@@ -19017,38 +18521,6 @@
           <w:rFonts w:ascii="Segoe UI" w:hAnsi="Segoe UI" w:cs="Segoe UI"/>
           <w:color w:val="0F1115"/>
         </w:rPr>
-        <w:drawing>
-          <wp:inline xmlns:a="http://schemas.openxmlformats.org/drawingml/2006/main" xmlns:pic="http://schemas.openxmlformats.org/drawingml/2006/picture">
-            <wp:extent cx="5940000" cy="3103650"/>
-            <wp:docPr id="16" name="Picture 16"/>
-            <wp:cNvGraphicFramePr>
-              <a:graphicFrameLocks noChangeAspect="1"/>
-            </wp:cNvGraphicFramePr>
-            <a:graphic>
-              <a:graphicData uri="http://schemas.openxmlformats.org/drawingml/2006/picture">
-                <pic:pic>
-                  <pic:nvPicPr>
-                    <pic:cNvPr id="0" name="3.6.png"/>
-                    <pic:cNvPicPr/>
-                  </pic:nvPicPr>
-                  <pic:blipFill>
-                    <a:blip r:embed="rId51"/>
-                    <a:stretch>
-                      <a:fillRect/>
-                    </a:stretch>
-                  </pic:blipFill>
-                  <pic:spPr>
-                    <a:xfrm>
-                      <a:off x="0" y="0"/>
-                      <a:ext cx="5940000" cy="3103650"/>
-                    </a:xfrm>
-                    <a:prstGeom prst="rect"/>
-                  </pic:spPr>
-                </pic:pic>
-              </a:graphicData>
-            </a:graphic>
-          </wp:inline>
-        </w:drawing>
       </w:r>
     </w:p>
     <w:p>
@@ -19074,7 +18546,7 @@
           <w:rFonts w:ascii="Segoe UI" w:hAnsi="Segoe UI" w:cs="Segoe UI"/>
           <w:color w:val="0F1115"/>
         </w:rPr>
-        <w:t> Связь </w:t>
+        <w:t xml:space="preserve"> Связь </w:t>
       </w:r>
       <w:proofErr w:type="spellStart"/>
       <w:r>
@@ -19092,7 +18564,7 @@
           <w:rFonts w:ascii="Segoe UI" w:hAnsi="Segoe UI" w:cs="Segoe UI"/>
           <w:color w:val="0F1115"/>
         </w:rPr>
-        <w:t> → </w:t>
+        <w:t xml:space="preserve"> → </w:t>
       </w:r>
       <w:proofErr w:type="spellStart"/>
       <w:r>
@@ -19110,7 +18582,7 @@
           <w:rFonts w:ascii="Segoe UI" w:hAnsi="Segoe UI" w:cs="Segoe UI"/>
           <w:color w:val="0F1115"/>
         </w:rPr>
-        <w:t> (1:N)</w:t>
+        <w:t xml:space="preserve"> (1:N)</w:t>
       </w:r>
     </w:p>
     <w:p>
@@ -19195,38 +18667,6 @@
           <w:rFonts w:ascii="Segoe UI" w:hAnsi="Segoe UI" w:cs="Segoe UI"/>
           <w:color w:val="0F1115"/>
         </w:rPr>
-        <w:drawing>
-          <wp:inline xmlns:a="http://schemas.openxmlformats.org/drawingml/2006/main" xmlns:pic="http://schemas.openxmlformats.org/drawingml/2006/picture">
-            <wp:extent cx="5940000" cy="3103650"/>
-            <wp:docPr id="17" name="Picture 17"/>
-            <wp:cNvGraphicFramePr>
-              <a:graphicFrameLocks noChangeAspect="1"/>
-            </wp:cNvGraphicFramePr>
-            <a:graphic>
-              <a:graphicData uri="http://schemas.openxmlformats.org/drawingml/2006/picture">
-                <pic:pic>
-                  <pic:nvPicPr>
-                    <pic:cNvPr id="0" name="3.7.png"/>
-                    <pic:cNvPicPr/>
-                  </pic:nvPicPr>
-                  <pic:blipFill>
-                    <a:blip r:embed="rId52"/>
-                    <a:stretch>
-                      <a:fillRect/>
-                    </a:stretch>
-                  </pic:blipFill>
-                  <pic:spPr>
-                    <a:xfrm>
-                      <a:off x="0" y="0"/>
-                      <a:ext cx="5940000" cy="3103650"/>
-                    </a:xfrm>
-                    <a:prstGeom prst="rect"/>
-                  </pic:spPr>
-                </pic:pic>
-              </a:graphicData>
-            </a:graphic>
-          </wp:inline>
-        </w:drawing>
       </w:r>
     </w:p>
     <w:p>
@@ -19248,7 +18688,6 @@
           <w:sz w:val="30"/>
           <w:szCs w:val="30"/>
         </w:rPr>
-        <w:lastRenderedPageBreak/>
         <w:t>ЗАДАНИЕ 4: Сохранение (5 минут)</w:t>
       </w:r>
     </w:p>
@@ -19275,7 +18714,7 @@
           <w:rFonts w:ascii="Segoe UI" w:hAnsi="Segoe UI" w:cs="Segoe UI"/>
           <w:color w:val="0F1115"/>
         </w:rPr>
-        <w:t> Сохраните файл</w:t>
+        <w:t xml:space="preserve"> Сохраните файл</w:t>
       </w:r>
     </w:p>
     <w:tbl>
@@ -19670,7 +19109,7 @@
                 <w:sz w:val="23"/>
                 <w:szCs w:val="23"/>
               </w:rPr>
-              <w:t>Сохранить в папку </w:t>
+              <w:t xml:space="preserve">Сохранить в папку </w:t>
             </w:r>
             <w:proofErr w:type="spellStart"/>
             <w:r>
@@ -19807,38 +19246,6 @@
           <w:rFonts w:ascii="Segoe UI" w:hAnsi="Segoe UI" w:cs="Segoe UI"/>
           <w:color w:val="0F1115"/>
         </w:rPr>
-        <w:drawing>
-          <wp:inline xmlns:a="http://schemas.openxmlformats.org/drawingml/2006/main" xmlns:pic="http://schemas.openxmlformats.org/drawingml/2006/picture">
-            <wp:extent cx="5940000" cy="3103650"/>
-            <wp:docPr id="18" name="Picture 18"/>
-            <wp:cNvGraphicFramePr>
-              <a:graphicFrameLocks noChangeAspect="1"/>
-            </wp:cNvGraphicFramePr>
-            <a:graphic>
-              <a:graphicData uri="http://schemas.openxmlformats.org/drawingml/2006/picture">
-                <pic:pic>
-                  <pic:nvPicPr>
-                    <pic:cNvPr id="0" name="4.1.png"/>
-                    <pic:cNvPicPr/>
-                  </pic:nvPicPr>
-                  <pic:blipFill>
-                    <a:blip r:embed="rId53"/>
-                    <a:stretch>
-                      <a:fillRect/>
-                    </a:stretch>
-                  </pic:blipFill>
-                  <pic:spPr>
-                    <a:xfrm>
-                      <a:off x="0" y="0"/>
-                      <a:ext cx="5940000" cy="3103650"/>
-                    </a:xfrm>
-                    <a:prstGeom prst="rect"/>
-                  </pic:spPr>
-                </pic:pic>
-              </a:graphicData>
-            </a:graphic>
-          </wp:inline>
-        </w:drawing>
       </w:r>
     </w:p>
     <w:p>
@@ -19864,7 +19271,7 @@
           <w:rFonts w:ascii="Segoe UI" w:hAnsi="Segoe UI" w:cs="Segoe UI"/>
           <w:color w:val="0F1115"/>
         </w:rPr>
-        <w:t> Экспортируйте в PDF</w:t>
+        <w:t xml:space="preserve"> Экспортируйте в PDF</w:t>
       </w:r>
     </w:p>
     <w:tbl>
@@ -20285,7 +19692,7 @@
                 <w:sz w:val="23"/>
                 <w:szCs w:val="23"/>
               </w:rPr>
-              <w:t>Сохранить в папку </w:t>
+              <w:t xml:space="preserve">Сохранить в папку </w:t>
             </w:r>
             <w:proofErr w:type="spellStart"/>
             <w:r>
@@ -20422,38 +19829,6 @@
           <w:rFonts w:ascii="Segoe UI" w:hAnsi="Segoe UI" w:cs="Segoe UI"/>
           <w:color w:val="0F1115"/>
         </w:rPr>
-        <w:drawing>
-          <wp:inline xmlns:a="http://schemas.openxmlformats.org/drawingml/2006/main" xmlns:pic="http://schemas.openxmlformats.org/drawingml/2006/picture">
-            <wp:extent cx="5940000" cy="3103650"/>
-            <wp:docPr id="19" name="Picture 19"/>
-            <wp:cNvGraphicFramePr>
-              <a:graphicFrameLocks noChangeAspect="1"/>
-            </wp:cNvGraphicFramePr>
-            <a:graphic>
-              <a:graphicData uri="http://schemas.openxmlformats.org/drawingml/2006/picture">
-                <pic:pic>
-                  <pic:nvPicPr>
-                    <pic:cNvPr id="0" name="4.2.png"/>
-                    <pic:cNvPicPr/>
-                  </pic:nvPicPr>
-                  <pic:blipFill>
-                    <a:blip r:embed="rId54"/>
-                    <a:stretch>
-                      <a:fillRect/>
-                    </a:stretch>
-                  </pic:blipFill>
-                  <pic:spPr>
-                    <a:xfrm>
-                      <a:off x="0" y="0"/>
-                      <a:ext cx="5940000" cy="3103650"/>
-                    </a:xfrm>
-                    <a:prstGeom prst="rect"/>
-                  </pic:spPr>
-                </pic:pic>
-              </a:graphicData>
-            </a:graphic>
-          </wp:inline>
-        </w:drawing>
       </w:r>
     </w:p>
     <w:p>
@@ -20501,7 +19876,7 @@
           <w:rFonts w:ascii="Segoe UI" w:hAnsi="Segoe UI" w:cs="Segoe UI"/>
           <w:color w:val="0F1115"/>
         </w:rPr>
-        <w:t> Постройте ER-диаграмму для своей темы</w:t>
+        <w:t xml:space="preserve"> Постройте ER-диаграмму для своей темы</w:t>
       </w:r>
     </w:p>
     <w:p>
@@ -20546,7 +19921,6 @@
           <w:rFonts w:ascii="Segoe UI" w:hAnsi="Segoe UI" w:cs="Segoe UI"/>
           <w:color w:val="0F1115"/>
         </w:rPr>
-        <w:lastRenderedPageBreak/>
         <w:t>Таблицы:</w:t>
       </w:r>
     </w:p>
@@ -21791,38 +21165,6 @@
           <w:rFonts w:ascii="Segoe UI" w:hAnsi="Segoe UI" w:cs="Segoe UI"/>
           <w:color w:val="0F1115"/>
         </w:rPr>
-        <w:drawing>
-          <wp:inline xmlns:a="http://schemas.openxmlformats.org/drawingml/2006/main" xmlns:pic="http://schemas.openxmlformats.org/drawingml/2006/picture">
-            <wp:extent cx="5940000" cy="3103650"/>
-            <wp:docPr id="20" name="Picture 20"/>
-            <wp:cNvGraphicFramePr>
-              <a:graphicFrameLocks noChangeAspect="1"/>
-            </wp:cNvGraphicFramePr>
-            <a:graphic>
-              <a:graphicData uri="http://schemas.openxmlformats.org/drawingml/2006/picture">
-                <pic:pic>
-                  <pic:nvPicPr>
-                    <pic:cNvPr id="0" name="5.1.png"/>
-                    <pic:cNvPicPr/>
-                  </pic:nvPicPr>
-                  <pic:blipFill>
-                    <a:blip r:embed="rId55"/>
-                    <a:stretch>
-                      <a:fillRect/>
-                    </a:stretch>
-                  </pic:blipFill>
-                  <pic:spPr>
-                    <a:xfrm>
-                      <a:off x="0" y="0"/>
-                      <a:ext cx="5940000" cy="3103650"/>
-                    </a:xfrm>
-                    <a:prstGeom prst="rect"/>
-                  </pic:spPr>
-                </pic:pic>
-              </a:graphicData>
-            </a:graphic>
-          </wp:inline>
-        </w:drawing>
       </w:r>
     </w:p>
     <w:p>
@@ -21888,7 +21230,7 @@
           <w:rFonts w:ascii="Segoe UI" w:hAnsi="Segoe UI" w:cs="Segoe UI"/>
           <w:color w:val="0F1115"/>
         </w:rPr>
-        <w:t> Постройте ER-диаграмму для 2 таблиц:</w:t>
+        <w:t xml:space="preserve"> Постройте ER-диаграмму для 2 таблиц:</w:t>
       </w:r>
     </w:p>
     <w:p>
@@ -22037,38 +21379,6 @@
           <w:rFonts w:ascii="Segoe UI" w:hAnsi="Segoe UI" w:cs="Segoe UI"/>
           <w:color w:val="0F1115"/>
         </w:rPr>
-        <w:drawing>
-          <wp:inline xmlns:a="http://schemas.openxmlformats.org/drawingml/2006/main" xmlns:pic="http://schemas.openxmlformats.org/drawingml/2006/picture">
-            <wp:extent cx="5940000" cy="3103650"/>
-            <wp:docPr id="21" name="Picture 21"/>
-            <wp:cNvGraphicFramePr>
-              <a:graphicFrameLocks noChangeAspect="1"/>
-            </wp:cNvGraphicFramePr>
-            <a:graphic>
-              <a:graphicData uri="http://schemas.openxmlformats.org/drawingml/2006/picture">
-                <pic:pic>
-                  <pic:nvPicPr>
-                    <pic:cNvPr id="0" name="6.1.png"/>
-                    <pic:cNvPicPr/>
-                  </pic:nvPicPr>
-                  <pic:blipFill>
-                    <a:blip r:embed="rId56"/>
-                    <a:stretch>
-                      <a:fillRect/>
-                    </a:stretch>
-                  </pic:blipFill>
-                  <pic:spPr>
-                    <a:xfrm>
-                      <a:off x="0" y="0"/>
-                      <a:ext cx="5940000" cy="3103650"/>
-                    </a:xfrm>
-                    <a:prstGeom prst="rect"/>
-                  </pic:spPr>
-                </pic:pic>
-              </a:graphicData>
-            </a:graphic>
-          </wp:inline>
-        </w:drawing>
       </w:r>
     </w:p>
     <w:p>
@@ -22112,7 +21422,7 @@
           <w:rFonts w:ascii="Segoe UI" w:hAnsi="Segoe UI" w:cs="Segoe UI"/>
           <w:color w:val="0F1115"/>
         </w:rPr>
-        <w:t> Постройте ER-диаграмму для 4 таблиц:</w:t>
+        <w:t xml:space="preserve"> Постройте ER-диаграмму для 4 таблиц:</w:t>
       </w:r>
     </w:p>
     <w:p>
@@ -22321,38 +21631,6 @@
           <w:rFonts w:ascii="Segoe UI" w:hAnsi="Segoe UI" w:cs="Segoe UI"/>
           <w:color w:val="0F1115"/>
         </w:rPr>
-        <w:drawing>
-          <wp:inline xmlns:a="http://schemas.openxmlformats.org/drawingml/2006/main" xmlns:pic="http://schemas.openxmlformats.org/drawingml/2006/picture">
-            <wp:extent cx="5940000" cy="3103650"/>
-            <wp:docPr id="22" name="Picture 22"/>
-            <wp:cNvGraphicFramePr>
-              <a:graphicFrameLocks noChangeAspect="1"/>
-            </wp:cNvGraphicFramePr>
-            <a:graphic>
-              <a:graphicData uri="http://schemas.openxmlformats.org/drawingml/2006/picture">
-                <pic:pic>
-                  <pic:nvPicPr>
-                    <pic:cNvPr id="0" name="6.2.png"/>
-                    <pic:cNvPicPr/>
-                  </pic:nvPicPr>
-                  <pic:blipFill>
-                    <a:blip r:embed="rId57"/>
-                    <a:stretch>
-                      <a:fillRect/>
-                    </a:stretch>
-                  </pic:blipFill>
-                  <pic:spPr>
-                    <a:xfrm>
-                      <a:off x="0" y="0"/>
-                      <a:ext cx="5940000" cy="3103650"/>
-                    </a:xfrm>
-                    <a:prstGeom prst="rect"/>
-                  </pic:spPr>
-                </pic:pic>
-              </a:graphicData>
-            </a:graphic>
-          </wp:inline>
-        </w:drawing>
       </w:r>
     </w:p>
     <w:p>
@@ -22396,7 +21674,7 @@
           <w:rFonts w:ascii="Segoe UI" w:hAnsi="Segoe UI" w:cs="Segoe UI"/>
           <w:color w:val="0F1115"/>
         </w:rPr>
-        <w:t> Постройте ER-диаграмму для 7 таблиц:</w:t>
+        <w:t xml:space="preserve"> Постройте ER-диаграмму для 7 таблиц:</w:t>
       </w:r>
     </w:p>
     <w:p>
@@ -22665,38 +21943,6 @@
           <w:rFonts w:ascii="Segoe UI" w:hAnsi="Segoe UI" w:cs="Segoe UI"/>
           <w:color w:val="0F1115"/>
         </w:rPr>
-        <w:drawing>
-          <wp:inline xmlns:a="http://schemas.openxmlformats.org/drawingml/2006/main" xmlns:pic="http://schemas.openxmlformats.org/drawingml/2006/picture">
-            <wp:extent cx="5940000" cy="3103650"/>
-            <wp:docPr id="23" name="Picture 23"/>
-            <wp:cNvGraphicFramePr>
-              <a:graphicFrameLocks noChangeAspect="1"/>
-            </wp:cNvGraphicFramePr>
-            <a:graphic>
-              <a:graphicData uri="http://schemas.openxmlformats.org/drawingml/2006/picture">
-                <pic:pic>
-                  <pic:nvPicPr>
-                    <pic:cNvPr id="0" name="6.3.png"/>
-                    <pic:cNvPicPr/>
-                  </pic:nvPicPr>
-                  <pic:blipFill>
-                    <a:blip r:embed="rId58"/>
-                    <a:stretch>
-                      <a:fillRect/>
-                    </a:stretch>
-                  </pic:blipFill>
-                  <pic:spPr>
-                    <a:xfrm>
-                      <a:off x="0" y="0"/>
-                      <a:ext cx="5940000" cy="3103650"/>
-                    </a:xfrm>
-                    <a:prstGeom prst="rect"/>
-                  </pic:spPr>
-                </pic:pic>
-              </a:graphicData>
-            </a:graphic>
-          </wp:inline>
-        </w:drawing>
       </w:r>
     </w:p>
     <w:p>
@@ -22744,7 +21990,7 @@
           <w:rFonts w:ascii="Segoe UI" w:hAnsi="Segoe UI" w:cs="Segoe UI"/>
           <w:color w:val="0F1115"/>
         </w:rPr>
-        <w:t> Придумайте свою ER-диаграмму (не менее 5 таблиц).</w:t>
+        <w:t xml:space="preserve"> Придумайте свою ER-диаграмму (не менее 5 таблиц).</w:t>
       </w:r>
     </w:p>
     <w:p>
@@ -22843,7 +22089,6 @@
                 <w:sz w:val="23"/>
                 <w:szCs w:val="23"/>
               </w:rPr>
-              <w:lastRenderedPageBreak/>
               <w:t>№</w:t>
             </w:r>
           </w:p>
@@ -23669,38 +22914,6 @@
           <w:rFonts w:ascii="Segoe UI" w:hAnsi="Segoe UI" w:cs="Segoe UI"/>
           <w:color w:val="0F1115"/>
         </w:rPr>
-        <w:drawing>
-          <wp:inline xmlns:a="http://schemas.openxmlformats.org/drawingml/2006/main" xmlns:pic="http://schemas.openxmlformats.org/drawingml/2006/picture">
-            <wp:extent cx="5940000" cy="3103650"/>
-            <wp:docPr id="24" name="Picture 24"/>
-            <wp:cNvGraphicFramePr>
-              <a:graphicFrameLocks noChangeAspect="1"/>
-            </wp:cNvGraphicFramePr>
-            <a:graphic>
-              <a:graphicData uri="http://schemas.openxmlformats.org/drawingml/2006/picture">
-                <pic:pic>
-                  <pic:nvPicPr>
-                    <pic:cNvPr id="0" name="7.1.png"/>
-                    <pic:cNvPicPr/>
-                  </pic:nvPicPr>
-                  <pic:blipFill>
-                    <a:blip r:embed="rId59"/>
-                    <a:stretch>
-                      <a:fillRect/>
-                    </a:stretch>
-                  </pic:blipFill>
-                  <pic:spPr>
-                    <a:xfrm>
-                      <a:off x="0" y="0"/>
-                      <a:ext cx="5940000" cy="3103650"/>
-                    </a:xfrm>
-                    <a:prstGeom prst="rect"/>
-                  </pic:spPr>
-                </pic:pic>
-              </a:graphicData>
-            </a:graphic>
-          </wp:inline>
-        </w:drawing>
       </w:r>
     </w:p>
     <w:p>
@@ -24187,8 +23400,7 @@
           <w:rFonts w:ascii="Segoe UI" w:hAnsi="Segoe UI" w:cs="Segoe UI"/>
           <w:color w:val="0F1115"/>
         </w:rPr>
-        <w:lastRenderedPageBreak/>
-        <w:t>12. Как обозначить PK в </w:t>
+        <w:t xml:space="preserve">12. Как обозначить PK в </w:t>
       </w:r>
       <w:hyperlink r:id="rId22" w:tgtFrame="_blank" w:history="1">
         <w:r>
@@ -24247,7 +23459,7 @@
           <w:rFonts w:ascii="Segoe UI" w:hAnsi="Segoe UI" w:cs="Segoe UI"/>
           <w:color w:val="0F1115"/>
         </w:rPr>
-        <w:t>13. Как обозначить FK в </w:t>
+        <w:t xml:space="preserve">13. Как обозначить FK в </w:t>
       </w:r>
       <w:hyperlink r:id="rId23" w:tgtFrame="_blank" w:history="1">
         <w:r>
@@ -25076,7 +24288,7 @@
                 <w:sz w:val="23"/>
                 <w:szCs w:val="23"/>
               </w:rPr>
-              <w:t>Как работать в </w:t>
+              <w:t xml:space="preserve">Как работать в </w:t>
             </w:r>
             <w:hyperlink r:id="rId24" w:tgtFrame="_blank" w:history="1">
               <w:r>
@@ -25425,7 +24637,7 @@
                 <w:sz w:val="23"/>
                 <w:szCs w:val="23"/>
               </w:rPr>
-              <w:t>Установили </w:t>
+              <w:t xml:space="preserve">Установили </w:t>
             </w:r>
             <w:hyperlink r:id="rId25" w:tgtFrame="_blank" w:history="1">
               <w:r>
@@ -25502,7 +24714,6 @@
                 <w:sz w:val="23"/>
                 <w:szCs w:val="23"/>
               </w:rPr>
-              <w:lastRenderedPageBreak/>
               <w:t>2</w:t>
             </w:r>
           </w:p>
@@ -25914,7 +25125,7 @@
                 <w:sz w:val="23"/>
                 <w:szCs w:val="23"/>
               </w:rPr>
-              <w:t>Сохранили </w:t>
+              <w:t xml:space="preserve">Сохранили </w:t>
             </w:r>
             <w:r>
               <w:rPr>
@@ -26581,7 +25792,7 @@
                 <w:sz w:val="23"/>
                 <w:szCs w:val="23"/>
               </w:rPr>
-              <w:t> установлен</w:t>
+              <w:t xml:space="preserve"> установлен</w:t>
             </w:r>
           </w:p>
         </w:tc>
@@ -26637,6 +25848,9 @@
                 <w:szCs w:val="23"/>
               </w:rPr>
             </w:pPr>
+            <w:r>
+              <w:t>2</w:t>
+            </w:r>
           </w:p>
         </w:tc>
       </w:tr>
@@ -26755,6 +25969,9 @@
                 <w:szCs w:val="23"/>
               </w:rPr>
             </w:pPr>
+            <w:r>
+              <w:t>2</w:t>
+            </w:r>
           </w:p>
         </w:tc>
       </w:tr>
@@ -26786,7 +26003,6 @@
                 <w:sz w:val="23"/>
                 <w:szCs w:val="23"/>
               </w:rPr>
-              <w:lastRenderedPageBreak/>
               <w:t>3</w:t>
             </w:r>
           </w:p>
@@ -26874,6 +26090,9 @@
                 <w:szCs w:val="23"/>
               </w:rPr>
             </w:pPr>
+            <w:r>
+              <w:t>2</w:t>
+            </w:r>
           </w:p>
         </w:tc>
       </w:tr>
@@ -26992,6 +26211,9 @@
                 <w:szCs w:val="23"/>
               </w:rPr>
             </w:pPr>
+            <w:r>
+              <w:t>2</w:t>
+            </w:r>
           </w:p>
         </w:tc>
       </w:tr>
@@ -27110,6 +26332,9 @@
                 <w:szCs w:val="23"/>
               </w:rPr>
             </w:pPr>
+            <w:r>
+              <w:t>2</w:t>
+            </w:r>
           </w:p>
         </w:tc>
       </w:tr>
@@ -27172,7 +26397,7 @@
                 <w:sz w:val="23"/>
                 <w:szCs w:val="23"/>
               </w:rPr>
-              <w:t>Файл </w:t>
+              <w:t xml:space="preserve">Файл </w:t>
             </w:r>
             <w:r>
               <w:rPr>
@@ -27198,7 +26423,7 @@
                 <w:sz w:val="23"/>
                 <w:szCs w:val="23"/>
               </w:rPr>
-              <w:t> сохранён</w:t>
+              <w:t xml:space="preserve"> сохранён</w:t>
             </w:r>
           </w:p>
         </w:tc>
@@ -27254,6 +26479,9 @@
                 <w:szCs w:val="23"/>
               </w:rPr>
             </w:pPr>
+            <w:r>
+              <w:t>2</w:t>
+            </w:r>
           </w:p>
         </w:tc>
       </w:tr>
@@ -27372,6 +26600,9 @@
                 <w:szCs w:val="23"/>
               </w:rPr>
             </w:pPr>
+            <w:r>
+              <w:t>2</w:t>
+            </w:r>
           </w:p>
         </w:tc>
       </w:tr>
@@ -27490,6 +26721,9 @@
                 <w:szCs w:val="23"/>
               </w:rPr>
             </w:pPr>
+            <w:r>
+              <w:t>2</w:t>
+            </w:r>
           </w:p>
         </w:tc>
       </w:tr>
@@ -27608,6 +26842,9 @@
                 <w:szCs w:val="23"/>
               </w:rPr>
             </w:pPr>
+            <w:r>
+              <w:t>2</w:t>
+            </w:r>
           </w:p>
         </w:tc>
       </w:tr>
@@ -27726,6 +26963,9 @@
                 <w:szCs w:val="23"/>
               </w:rPr>
             </w:pPr>
+            <w:r>
+              <w:t>2</w:t>
+            </w:r>
           </w:p>
         </w:tc>
       </w:tr>
@@ -27844,6 +27084,9 @@
                 <w:szCs w:val="23"/>
               </w:rPr>
             </w:pPr>
+            <w:r>
+              <w:t>2</w:t>
+            </w:r>
           </w:p>
         </w:tc>
       </w:tr>
@@ -27962,6 +27205,9 @@
                 <w:szCs w:val="23"/>
               </w:rPr>
             </w:pPr>
+            <w:r>
+              <w:t>2</w:t>
+            </w:r>
           </w:p>
         </w:tc>
       </w:tr>
@@ -28080,6 +27326,9 @@
                 <w:szCs w:val="23"/>
               </w:rPr>
             </w:pPr>
+            <w:r>
+              <w:t>2</w:t>
+            </w:r>
           </w:p>
         </w:tc>
       </w:tr>
@@ -28192,6 +27441,9 @@
                 <w:szCs w:val="23"/>
               </w:rPr>
             </w:pPr>
+            <w:r>
+              <w:t>26</w:t>
+            </w:r>
           </w:p>
         </w:tc>
       </w:tr>
@@ -28376,7 +27628,6 @@
           <w:rFonts w:ascii="Segoe UI" w:hAnsi="Segoe UI" w:cs="Segoe UI"/>
           <w:color w:val="0F1115"/>
         </w:rPr>
-        <w:lastRenderedPageBreak/>
         <w:t>Преподаватель добавлен:</w:t>
       </w:r>
       <w:r>
@@ -28384,7 +27635,7 @@
           <w:rFonts w:ascii="Segoe UI" w:hAnsi="Segoe UI" w:cs="Segoe UI"/>
           <w:color w:val="0F1115"/>
         </w:rPr>
-        <w:t> </w:t>
+        <w:t xml:space="preserve"> </w:t>
       </w:r>
       <w:r>
         <w:rPr>
@@ -30001,7 +29252,6 @@
                 <w:sz w:val="23"/>
                 <w:szCs w:val="23"/>
               </w:rPr>
-              <w:lastRenderedPageBreak/>
               <w:t>4</w:t>
             </w:r>
           </w:p>
@@ -30946,7 +30196,6 @@
                 <w:sz w:val="23"/>
                 <w:szCs w:val="23"/>
               </w:rPr>
-              <w:lastRenderedPageBreak/>
               <w:t>Элемент</w:t>
             </w:r>
           </w:p>
@@ -32096,7 +31345,7 @@
                 <w:sz w:val="23"/>
                 <w:szCs w:val="23"/>
               </w:rPr>
-              <w:t>Открыть </w:t>
+              <w:t xml:space="preserve">Открыть </w:t>
             </w:r>
             <w:hyperlink r:id="rId28" w:tgtFrame="_blank" w:history="1">
               <w:r>
@@ -32298,7 +31547,6 @@
                 <w:sz w:val="23"/>
                 <w:szCs w:val="23"/>
               </w:rPr>
-              <w:lastRenderedPageBreak/>
               <w:t>4</w:t>
             </w:r>
           </w:p>
@@ -32650,7 +31898,7 @@
                 <w:sz w:val="23"/>
                 <w:szCs w:val="23"/>
               </w:rPr>
-              <w:t>Сохранить </w:t>
+              <w:t xml:space="preserve">Сохранить </w:t>
             </w:r>
             <w:r>
               <w:rPr>
@@ -32964,7 +32212,7 @@
                 <w:sz w:val="23"/>
                 <w:szCs w:val="23"/>
               </w:rPr>
-              <w:t> установлен</w:t>
+              <w:t xml:space="preserve"> установлен</w:t>
             </w:r>
           </w:p>
         </w:tc>
@@ -33439,7 +32687,7 @@
                 <w:sz w:val="23"/>
                 <w:szCs w:val="23"/>
               </w:rPr>
-              <w:t>Файл </w:t>
+              <w:t xml:space="preserve">Файл </w:t>
             </w:r>
             <w:r>
               <w:rPr>
@@ -33465,7 +32713,7 @@
                 <w:sz w:val="23"/>
                 <w:szCs w:val="23"/>
               </w:rPr>
-              <w:t> сохранён</w:t>
+              <w:t xml:space="preserve"> сохранён</w:t>
             </w:r>
           </w:p>
         </w:tc>
@@ -33624,7 +32872,6 @@
                 <w:sz w:val="23"/>
                 <w:szCs w:val="23"/>
               </w:rPr>
-              <w:lastRenderedPageBreak/>
               <w:t>8</w:t>
             </w:r>
           </w:p>
@@ -34191,7 +33438,7 @@
           <w:rFonts w:ascii="Segoe UI" w:hAnsi="Segoe UI" w:cs="Segoe UI"/>
           <w:color w:val="0F1115"/>
         </w:rPr>
-        <w:t> _________________</w:t>
+        <w:t xml:space="preserve"> _________________</w:t>
       </w:r>
       <w:r>
         <w:rPr>
@@ -34213,7 +33460,7 @@
           <w:rFonts w:ascii="Segoe UI" w:hAnsi="Segoe UI" w:cs="Segoe UI"/>
           <w:color w:val="0F1115"/>
         </w:rPr>
-        <w:t> _________________</w:t>
+        <w:t xml:space="preserve"> _________________</w:t>
       </w:r>
       <w:r>
         <w:rPr>
@@ -34235,7 +33482,7 @@
           <w:rFonts w:ascii="Segoe UI" w:hAnsi="Segoe UI" w:cs="Segoe UI"/>
           <w:color w:val="0F1115"/>
         </w:rPr>
-        <w:t> «___» __________ 2026 г.</w:t>
+        <w:t xml:space="preserve"> «___» __________ 2026 г.</w:t>
       </w:r>
     </w:p>
     <w:p>
@@ -34337,7 +33584,7 @@
           <w:rFonts w:ascii="Segoe UI" w:hAnsi="Segoe UI" w:cs="Segoe UI"/>
           <w:color w:val="0F1115"/>
         </w:rPr>
-        <w:t>Официальный сайт </w:t>
+        <w:t xml:space="preserve">Официальный сайт </w:t>
       </w:r>
       <w:hyperlink r:id="rId31" w:tgtFrame="_blank" w:history="1">
         <w:r>
@@ -34355,7 +33602,7 @@
           <w:rFonts w:ascii="Segoe UI" w:hAnsi="Segoe UI" w:cs="Segoe UI"/>
           <w:color w:val="0F1115"/>
         </w:rPr>
-        <w:t>: </w:t>
+        <w:t xml:space="preserve">: </w:t>
       </w:r>
       <w:hyperlink r:id="rId32" w:tgtFrame="_blank" w:history="1">
         <w:r>
@@ -34422,7 +33669,7 @@
           <w:rFonts w:ascii="Segoe UI" w:hAnsi="Segoe UI" w:cs="Segoe UI"/>
           <w:color w:val="0F1115"/>
         </w:rPr>
-        <w:t>Пара № 9: ER-диаграмма в </w:t>
+        <w:t xml:space="preserve">Пара № 9: ER-диаграмма в </w:t>
       </w:r>
       <w:hyperlink r:id="rId33" w:tgtFrame="_blank" w:history="1">
         <w:r>
@@ -34476,7 +33723,7 @@
           <w:rFonts w:ascii="Segoe UI" w:hAnsi="Segoe UI" w:cs="Segoe UI"/>
           <w:color w:val="0F1115"/>
         </w:rPr>
-        <w:t> _________________ / _______________</w:t>
+        <w:t xml:space="preserve"> _________________ / _______________</w:t>
       </w:r>
       <w:r>
         <w:rPr>
@@ -34498,7 +33745,7 @@
           <w:rFonts w:ascii="Segoe UI" w:hAnsi="Segoe UI" w:cs="Segoe UI"/>
           <w:color w:val="0F1115"/>
         </w:rPr>
-        <w:t> «___» __________ 2026 г.</w:t>
+        <w:t xml:space="preserve"> «___» __________ 2026 г.</w:t>
       </w:r>
     </w:p>
     <w:p/>
